--- a/templates/07-to-trinh-lanh-dao/to-trinh-thue-dich-vu-danh-gia-kiem-thu-anm.docx
+++ b/templates/07-to-trinh-lanh-dao/to-trinh-thue-dich-vu-danh-gia-kiem-thu-anm.docx
@@ -1314,7 +1314,7 @@
                 <w:sz w:val="24"/>
                 <w:szCs w:val="24"/>
               </w:rPr>
-              <w:t xml:space="preserve">Phát hiện, thử nghiệm điểm yếu, lỗ hổng kỹ thuật của HTTT không đúng quy định (áp dụng cả với việc kiểm thử không được phê duyệt)</w:t>
+              <w:t xml:space="preserve">Phát hiện, thử nghiệm điểm yếu, lỗ hổng kỹ thuật của HTTT không đúng quy định về an toàn, an ninh mạng (bộ khung cho rằng có thể áp dụng với việc kiểm thử không được phê duyệt)</w:t>
             </w:r>
           </w:p>
         </w:tc>
@@ -3109,7 +3109,7 @@
           <w:sz w:val="26"/>
           <w:szCs w:val="26"/>
         </w:rPr>
-        <w:t xml:space="preserve"> làm đầu mối phối hợp với nhà cung cấp dịch vụ (NĐ 331 Đ32.5). </w:t>
+        <w:t xml:space="preserve"> làm đầu mối phối hợp với nhà cung cấp dịch vụ và phối hợp đơn vị vận hành trong kiểm thử xâm nhập (NĐ 331 Đ32.5). </w:t>
       </w:r>
       <w:r>
         <w:rPr>
@@ -4450,9 +4450,9 @@
       </w:tblPr>
       <w:tblGrid>
         <w:gridCol w:w="672"/>
-        <w:gridCol w:w="4335"/>
-        <w:gridCol w:w="2486"/>
-        <w:gridCol w:w="1532"/>
+        <w:gridCol w:w="2926"/>
+        <w:gridCol w:w="1810"/>
+        <w:gridCol w:w="3617"/>
       </w:tblGrid>
       <w:tr>
         <w:trPr>
@@ -4499,7 +4499,7 @@
         </w:tc>
         <w:tc>
           <w:tcPr>
-            <w:tcW w:type="dxa" w:w="4335"/>
+            <w:tcW w:type="dxa" w:w="2926"/>
             <w:tcBorders>
               <w:top w:val="single" w:color="000000" w:sz="4"/>
               <w:left w:val="single" w:color="000000" w:sz="4"/>
@@ -4537,7 +4537,7 @@
         </w:tc>
         <w:tc>
           <w:tcPr>
-            <w:tcW w:type="dxa" w:w="2486"/>
+            <w:tcW w:type="dxa" w:w="1810"/>
             <w:tcBorders>
               <w:top w:val="single" w:color="000000" w:sz="4"/>
               <w:left w:val="single" w:color="000000" w:sz="4"/>
@@ -4575,7 +4575,7 @@
         </w:tc>
         <w:tc>
           <w:tcPr>
-            <w:tcW w:type="dxa" w:w="1532"/>
+            <w:tcW w:type="dxa" w:w="3617"/>
             <w:tcBorders>
               <w:top w:val="single" w:color="000000" w:sz="4"/>
               <w:left w:val="single" w:color="000000" w:sz="4"/>
@@ -4656,7 +4656,7 @@
         </w:tc>
         <w:tc>
           <w:tcPr>
-            <w:tcW w:type="dxa" w:w="4335"/>
+            <w:tcW w:type="dxa" w:w="2926"/>
             <w:tcBorders>
               <w:top w:val="single" w:color="000000" w:sz="4"/>
               <w:left w:val="single" w:color="000000" w:sz="4"/>
@@ -4693,7 +4693,7 @@
         </w:tc>
         <w:tc>
           <w:tcPr>
-            <w:tcW w:type="dxa" w:w="2486"/>
+            <w:tcW w:type="dxa" w:w="1810"/>
             <w:tcBorders>
               <w:top w:val="single" w:color="000000" w:sz="4"/>
               <w:left w:val="single" w:color="000000" w:sz="4"/>
@@ -4731,7 +4731,7 @@
         </w:tc>
         <w:tc>
           <w:tcPr>
-            <w:tcW w:type="dxa" w:w="1532"/>
+            <w:tcW w:type="dxa" w:w="3617"/>
             <w:tcBorders>
               <w:top w:val="single" w:color="000000" w:sz="4"/>
               <w:left w:val="single" w:color="000000" w:sz="4"/>
@@ -4812,7 +4812,7 @@
         </w:tc>
         <w:tc>
           <w:tcPr>
-            <w:tcW w:type="dxa" w:w="4335"/>
+            <w:tcW w:type="dxa" w:w="2926"/>
             <w:tcBorders>
               <w:top w:val="single" w:color="000000" w:sz="4"/>
               <w:left w:val="single" w:color="000000" w:sz="4"/>
@@ -4849,7 +4849,7 @@
         </w:tc>
         <w:tc>
           <w:tcPr>
-            <w:tcW w:type="dxa" w:w="2486"/>
+            <w:tcW w:type="dxa" w:w="1810"/>
             <w:tcBorders>
               <w:top w:val="single" w:color="000000" w:sz="4"/>
               <w:left w:val="single" w:color="000000" w:sz="4"/>
@@ -4887,7 +4887,7 @@
         </w:tc>
         <w:tc>
           <w:tcPr>
-            <w:tcW w:type="dxa" w:w="1532"/>
+            <w:tcW w:type="dxa" w:w="3617"/>
             <w:tcBorders>
               <w:top w:val="single" w:color="000000" w:sz="4"/>
               <w:left w:val="single" w:color="000000" w:sz="4"/>
@@ -4968,7 +4968,7 @@
         </w:tc>
         <w:tc>
           <w:tcPr>
-            <w:tcW w:type="dxa" w:w="4335"/>
+            <w:tcW w:type="dxa" w:w="2926"/>
             <w:tcBorders>
               <w:top w:val="single" w:color="000000" w:sz="4"/>
               <w:left w:val="single" w:color="000000" w:sz="4"/>
@@ -5005,7 +5005,7 @@
         </w:tc>
         <w:tc>
           <w:tcPr>
-            <w:tcW w:type="dxa" w:w="2486"/>
+            <w:tcW w:type="dxa" w:w="1810"/>
             <w:tcBorders>
               <w:top w:val="single" w:color="000000" w:sz="4"/>
               <w:left w:val="single" w:color="000000" w:sz="4"/>
@@ -5042,7 +5042,7 @@
         </w:tc>
         <w:tc>
           <w:tcPr>
-            <w:tcW w:type="dxa" w:w="1532"/>
+            <w:tcW w:type="dxa" w:w="3617"/>
             <w:tcBorders>
               <w:top w:val="single" w:color="000000" w:sz="4"/>
               <w:left w:val="single" w:color="000000" w:sz="4"/>
@@ -5123,7 +5123,7 @@
         </w:tc>
         <w:tc>
           <w:tcPr>
-            <w:tcW w:type="dxa" w:w="4335"/>
+            <w:tcW w:type="dxa" w:w="2926"/>
             <w:tcBorders>
               <w:top w:val="single" w:color="000000" w:sz="4"/>
               <w:left w:val="single" w:color="000000" w:sz="4"/>
@@ -5160,7 +5160,7 @@
         </w:tc>
         <w:tc>
           <w:tcPr>
-            <w:tcW w:type="dxa" w:w="2486"/>
+            <w:tcW w:type="dxa" w:w="1810"/>
             <w:tcBorders>
               <w:top w:val="single" w:color="000000" w:sz="4"/>
               <w:left w:val="single" w:color="000000" w:sz="4"/>
@@ -5198,7 +5198,7 @@
         </w:tc>
         <w:tc>
           <w:tcPr>
-            <w:tcW w:type="dxa" w:w="1532"/>
+            <w:tcW w:type="dxa" w:w="3617"/>
             <w:tcBorders>
               <w:top w:val="single" w:color="000000" w:sz="4"/>
               <w:left w:val="single" w:color="000000" w:sz="4"/>
@@ -5279,7 +5279,7 @@
         </w:tc>
         <w:tc>
           <w:tcPr>
-            <w:tcW w:type="dxa" w:w="4335"/>
+            <w:tcW w:type="dxa" w:w="2926"/>
             <w:tcBorders>
               <w:top w:val="single" w:color="000000" w:sz="4"/>
               <w:left w:val="single" w:color="000000" w:sz="4"/>
@@ -5316,7 +5316,7 @@
         </w:tc>
         <w:tc>
           <w:tcPr>
-            <w:tcW w:type="dxa" w:w="2486"/>
+            <w:tcW w:type="dxa" w:w="1810"/>
             <w:tcBorders>
               <w:top w:val="single" w:color="000000" w:sz="4"/>
               <w:left w:val="single" w:color="000000" w:sz="4"/>
@@ -5354,7 +5354,7 @@
         </w:tc>
         <w:tc>
           <w:tcPr>
-            <w:tcW w:type="dxa" w:w="1532"/>
+            <w:tcW w:type="dxa" w:w="3617"/>
             <w:tcBorders>
               <w:top w:val="single" w:color="000000" w:sz="4"/>
               <w:left w:val="single" w:color="000000" w:sz="4"/>
@@ -5385,7 +5385,7 @@
                 <w:sz w:val="22"/>
                 <w:szCs w:val="22"/>
               </w:rPr>
-              <w:t xml:space="preserve">Trước 20/12</w:t>
+              <w:t xml:space="preserve">Trước 20/12 (NĐ 331 Đ35.4.a; số liệu chốt đến 14/12, Đ35.3)</w:t>
             </w:r>
           </w:p>
         </w:tc>
